--- a/entregaveis/AP_II_DevSecOps_TechSecure.docx
+++ b/entregaveis/AP_II_DevSecOps_TechSecure.docx
@@ -575,7 +575,7 @@
       <w:r>
         <w:drawing>
           <wp:inline xmlns:a="http://schemas.openxmlformats.org/drawingml/2006/main" xmlns:pic="http://schemas.openxmlformats.org/drawingml/2006/picture">
-            <wp:extent cx="5486400" cy="1980092"/>
+            <wp:extent cx="5486400" cy="2120168"/>
             <wp:docPr id="1" name="Picture 1"/>
             <wp:cNvGraphicFramePr>
               <a:graphicFrameLocks noChangeAspect="1"/>
@@ -596,7 +596,7 @@
                   <pic:spPr>
                     <a:xfrm>
                       <a:off x="0" y="0"/>
-                      <a:ext cx="5486400" cy="1980092"/>
+                      <a:ext cx="5486400" cy="2120168"/>
                     </a:xfrm>
                     <a:prstGeom prst="rect"/>
                   </pic:spPr>
@@ -623,7 +623,7 @@
       <w:r>
         <w:drawing>
           <wp:inline xmlns:a="http://schemas.openxmlformats.org/drawingml/2006/main" xmlns:pic="http://schemas.openxmlformats.org/drawingml/2006/picture">
-            <wp:extent cx="5486400" cy="2399053"/>
+            <wp:extent cx="5486400" cy="2566519"/>
             <wp:docPr id="2" name="Picture 2"/>
             <wp:cNvGraphicFramePr>
               <a:graphicFrameLocks noChangeAspect="1"/>
@@ -644,7 +644,7 @@
                   <pic:spPr>
                     <a:xfrm>
                       <a:off x="0" y="0"/>
-                      <a:ext cx="5486400" cy="2399053"/>
+                      <a:ext cx="5486400" cy="2566519"/>
                     </a:xfrm>
                     <a:prstGeom prst="rect"/>
                   </pic:spPr>
@@ -671,7 +671,7 @@
       <w:r>
         <w:drawing>
           <wp:inline xmlns:a="http://schemas.openxmlformats.org/drawingml/2006/main" xmlns:pic="http://schemas.openxmlformats.org/drawingml/2006/picture">
-            <wp:extent cx="5486400" cy="1980092"/>
+            <wp:extent cx="5486400" cy="2120168"/>
             <wp:docPr id="3" name="Picture 3"/>
             <wp:cNvGraphicFramePr>
               <a:graphicFrameLocks noChangeAspect="1"/>
@@ -692,7 +692,7 @@
                   <pic:spPr>
                     <a:xfrm>
                       <a:off x="0" y="0"/>
-                      <a:ext cx="5486400" cy="1980092"/>
+                      <a:ext cx="5486400" cy="2120168"/>
                     </a:xfrm>
                     <a:prstGeom prst="rect"/>
                   </pic:spPr>
@@ -719,7 +719,7 @@
       <w:r>
         <w:drawing>
           <wp:inline xmlns:a="http://schemas.openxmlformats.org/drawingml/2006/main" xmlns:pic="http://schemas.openxmlformats.org/drawingml/2006/picture">
-            <wp:extent cx="5486400" cy="1665871"/>
+            <wp:extent cx="5486400" cy="1785405"/>
             <wp:docPr id="4" name="Picture 4"/>
             <wp:cNvGraphicFramePr>
               <a:graphicFrameLocks noChangeAspect="1"/>
@@ -740,7 +740,7 @@
                   <pic:spPr>
                     <a:xfrm>
                       <a:off x="0" y="0"/>
-                      <a:ext cx="5486400" cy="1665871"/>
+                      <a:ext cx="5486400" cy="1785405"/>
                     </a:xfrm>
                     <a:prstGeom prst="rect"/>
                   </pic:spPr>
@@ -767,7 +767,7 @@
       <w:r>
         <w:drawing>
           <wp:inline xmlns:a="http://schemas.openxmlformats.org/drawingml/2006/main" xmlns:pic="http://schemas.openxmlformats.org/drawingml/2006/picture">
-            <wp:extent cx="5486400" cy="1770611"/>
+            <wp:extent cx="5486400" cy="1896993"/>
             <wp:docPr id="5" name="Picture 5"/>
             <wp:cNvGraphicFramePr>
               <a:graphicFrameLocks noChangeAspect="1"/>
@@ -788,7 +788,7 @@
                   <pic:spPr>
                     <a:xfrm>
                       <a:off x="0" y="0"/>
-                      <a:ext cx="5486400" cy="1770611"/>
+                      <a:ext cx="5486400" cy="1896993"/>
                     </a:xfrm>
                     <a:prstGeom prst="rect"/>
                   </pic:spPr>
@@ -815,7 +815,7 @@
       <w:r>
         <w:drawing>
           <wp:inline xmlns:a="http://schemas.openxmlformats.org/drawingml/2006/main" xmlns:pic="http://schemas.openxmlformats.org/drawingml/2006/picture">
-            <wp:extent cx="5486400" cy="1665871"/>
+            <wp:extent cx="5486400" cy="1785405"/>
             <wp:docPr id="6" name="Picture 6"/>
             <wp:cNvGraphicFramePr>
               <a:graphicFrameLocks noChangeAspect="1"/>
@@ -836,7 +836,7 @@
                   <pic:spPr>
                     <a:xfrm>
                       <a:off x="0" y="0"/>
-                      <a:ext cx="5486400" cy="1665871"/>
+                      <a:ext cx="5486400" cy="1785405"/>
                     </a:xfrm>
                     <a:prstGeom prst="rect"/>
                   </pic:spPr>
@@ -863,7 +863,7 @@
       <w:r>
         <w:drawing>
           <wp:inline xmlns:a="http://schemas.openxmlformats.org/drawingml/2006/main" xmlns:pic="http://schemas.openxmlformats.org/drawingml/2006/picture">
-            <wp:extent cx="5486400" cy="1351649"/>
+            <wp:extent cx="5486400" cy="1450641"/>
             <wp:docPr id="7" name="Picture 7"/>
             <wp:cNvGraphicFramePr>
               <a:graphicFrameLocks noChangeAspect="1"/>
@@ -884,7 +884,7 @@
                   <pic:spPr>
                     <a:xfrm>
                       <a:off x="0" y="0"/>
-                      <a:ext cx="5486400" cy="1351649"/>
+                      <a:ext cx="5486400" cy="1450641"/>
                     </a:xfrm>
                     <a:prstGeom prst="rect"/>
                   </pic:spPr>
@@ -911,7 +911,7 @@
       <w:r>
         <w:drawing>
           <wp:inline xmlns:a="http://schemas.openxmlformats.org/drawingml/2006/main" xmlns:pic="http://schemas.openxmlformats.org/drawingml/2006/picture">
-            <wp:extent cx="5486400" cy="1037428"/>
+            <wp:extent cx="5486400" cy="1115878"/>
             <wp:docPr id="8" name="Picture 8"/>
             <wp:cNvGraphicFramePr>
               <a:graphicFrameLocks noChangeAspect="1"/>
@@ -932,7 +932,7 @@
                   <pic:spPr>
                     <a:xfrm>
                       <a:off x="0" y="0"/>
-                      <a:ext cx="5486400" cy="1037428"/>
+                      <a:ext cx="5486400" cy="1115878"/>
                     </a:xfrm>
                     <a:prstGeom prst="rect"/>
                   </pic:spPr>
